--- a/TimechoWorkOrder 工单系统功能与技术栈详细技术文档.docx
+++ b/TimechoWorkOrder 工单系统功能与技术栈详细技术文档.docx
@@ -9,7 +9,6 @@
           <w:rFonts w:hint="eastAsia"/>
         </w:rPr>
       </w:pPr>
-      <w:proofErr w:type="spellStart"/>
       <w:r>
         <w:rPr>
           <w:rFonts w:ascii="Arial" w:eastAsia="等线" w:hAnsi="Arial" w:cs="Arial" w:hint="eastAsia"/>
@@ -18,7 +17,6 @@
         </w:rPr>
         <w:t>TimechoWorkOrder</w:t>
       </w:r>
-      <w:proofErr w:type="spellEnd"/>
       <w:r>
         <w:rPr>
           <w:rFonts w:ascii="Arial" w:eastAsia="等线" w:hAnsi="Arial" w:cs="Arial"/>
@@ -33,25 +31,7 @@
           <w:b/>
           <w:sz w:val="52"/>
         </w:rPr>
-        <w:t>工单系统功能与技术</w:t>
-      </w:r>
-      <w:proofErr w:type="gramStart"/>
-      <w:r>
-        <w:rPr>
-          <w:rFonts w:ascii="Arial" w:eastAsia="等线" w:hAnsi="Arial" w:cs="Arial"/>
-          <w:b/>
-          <w:sz w:val="52"/>
-        </w:rPr>
-        <w:t>栈</w:t>
-      </w:r>
-      <w:proofErr w:type="gramEnd"/>
-      <w:r>
-        <w:rPr>
-          <w:rFonts w:ascii="Arial" w:eastAsia="等线" w:hAnsi="Arial" w:cs="Arial"/>
-          <w:b/>
-          <w:sz w:val="52"/>
-        </w:rPr>
-        <w:t>详细技术文档</w:t>
+        <w:t>工单系统功能与技术栈详细技术文档</w:t>
       </w:r>
     </w:p>
     <w:p>
@@ -127,14 +107,12 @@
         </w:rPr>
         <w:t xml:space="preserve"> </w:t>
       </w:r>
-      <w:proofErr w:type="spellStart"/>
       <w:r>
         <w:rPr>
           <w:rFonts w:ascii="Arial" w:eastAsia="等线" w:hAnsi="Arial" w:cs="Arial" w:hint="eastAsia"/>
         </w:rPr>
         <w:t>TimechoWorkOrder</w:t>
       </w:r>
-      <w:proofErr w:type="spellEnd"/>
       <w:r>
         <w:rPr>
           <w:rFonts w:ascii="Arial" w:eastAsia="等线" w:hAnsi="Arial" w:cs="Arial"/>
@@ -145,35 +123,7 @@
         <w:rPr>
           <w:rFonts w:ascii="Arial" w:eastAsia="等线" w:hAnsi="Arial" w:cs="Arial"/>
         </w:rPr>
-        <w:t>工单系统的核心功能、业务流程、技术架构及技术</w:t>
-      </w:r>
-      <w:proofErr w:type="gramStart"/>
-      <w:r>
-        <w:rPr>
-          <w:rFonts w:ascii="Arial" w:eastAsia="等线" w:hAnsi="Arial" w:cs="Arial"/>
-        </w:rPr>
-        <w:t>栈</w:t>
-      </w:r>
-      <w:proofErr w:type="gramEnd"/>
-      <w:r>
-        <w:rPr>
-          <w:rFonts w:ascii="Arial" w:eastAsia="等线" w:hAnsi="Arial" w:cs="Arial"/>
-        </w:rPr>
-        <w:t>选型，为技术调研、系统部署、二次开发及日常运</w:t>
-      </w:r>
-      <w:proofErr w:type="gramStart"/>
-      <w:r>
-        <w:rPr>
-          <w:rFonts w:ascii="Arial" w:eastAsia="等线" w:hAnsi="Arial" w:cs="Arial"/>
-        </w:rPr>
-        <w:t>维提供</w:t>
-      </w:r>
-      <w:proofErr w:type="gramEnd"/>
-      <w:r>
-        <w:rPr>
-          <w:rFonts w:ascii="Arial" w:eastAsia="等线" w:hAnsi="Arial" w:cs="Arial"/>
-        </w:rPr>
-        <w:t>全面参考依据，确保相关人员清晰掌握系统的功能边界与技术实现逻辑。</w:t>
+        <w:t>工单系统的核心功能、业务流程、技术架构及技术栈选型，为技术调研、系统部署、二次开发及日常运维提供全面参考依据，确保相关人员清晰掌握系统的功能边界与技术实现逻辑。</w:t>
       </w:r>
     </w:p>
     <w:p>
@@ -210,14 +160,12 @@
           <w:rFonts w:hint="eastAsia"/>
         </w:rPr>
       </w:pPr>
-      <w:proofErr w:type="spellStart"/>
       <w:r>
         <w:rPr>
           <w:rFonts w:ascii="Arial" w:eastAsia="等线" w:hAnsi="Arial" w:cs="Arial" w:hint="eastAsia"/>
         </w:rPr>
         <w:t>TimechoWorkOrder</w:t>
       </w:r>
-      <w:proofErr w:type="spellEnd"/>
       <w:r>
         <w:rPr>
           <w:rFonts w:ascii="Arial" w:eastAsia="等线" w:hAnsi="Arial" w:cs="Arial"/>
@@ -318,35 +266,7 @@
         <w:rPr>
           <w:rFonts w:ascii="Arial" w:eastAsia="等线" w:hAnsi="Arial" w:cs="Arial"/>
         </w:rPr>
-        <w:t>的全链路管理。系统支持多渠道接入、自定义流转、研发链路打通，兼顾内部协同效率与客户体验，具备高可用、可扩展、安全合</w:t>
-      </w:r>
-      <w:proofErr w:type="gramStart"/>
-      <w:r>
-        <w:rPr>
-          <w:rFonts w:ascii="Arial" w:eastAsia="等线" w:hAnsi="Arial" w:cs="Arial"/>
-        </w:rPr>
-        <w:t>规</w:t>
-      </w:r>
-      <w:proofErr w:type="gramEnd"/>
-      <w:r>
-        <w:rPr>
-          <w:rFonts w:ascii="Arial" w:eastAsia="等线" w:hAnsi="Arial" w:cs="Arial"/>
-        </w:rPr>
-        <w:t>等特性，适配中小团队至大型企业的多样化工</w:t>
-      </w:r>
-      <w:proofErr w:type="gramStart"/>
-      <w:r>
-        <w:rPr>
-          <w:rFonts w:ascii="Arial" w:eastAsia="等线" w:hAnsi="Arial" w:cs="Arial"/>
-        </w:rPr>
-        <w:t>单管理</w:t>
-      </w:r>
-      <w:proofErr w:type="gramEnd"/>
-      <w:r>
-        <w:rPr>
-          <w:rFonts w:ascii="Arial" w:eastAsia="等线" w:hAnsi="Arial" w:cs="Arial"/>
-        </w:rPr>
-        <w:t>需求。</w:t>
+        <w:t>的全链路管理。系统支持多渠道接入、自定义流转、研发链路打通，兼顾内部协同效率与客户体验，具备高可用、可扩展、安全合规等特性，适配中小团队至大型企业的多样化工单管理需求。</w:t>
       </w:r>
     </w:p>
     <w:p>
@@ -399,21 +319,7 @@
         <w:rPr>
           <w:rFonts w:ascii="Arial" w:eastAsia="等线" w:hAnsi="Arial" w:cs="Arial"/>
         </w:rPr>
-        <w:t>运</w:t>
-      </w:r>
-      <w:proofErr w:type="gramStart"/>
-      <w:r>
-        <w:rPr>
-          <w:rFonts w:ascii="Arial" w:eastAsia="等线" w:hAnsi="Arial" w:cs="Arial"/>
-        </w:rPr>
-        <w:t>维人员</w:t>
-      </w:r>
-      <w:proofErr w:type="gramEnd"/>
-      <w:r>
-        <w:rPr>
-          <w:rFonts w:ascii="Arial" w:eastAsia="等线" w:hAnsi="Arial" w:cs="Arial"/>
-        </w:rPr>
-        <w:t>及相关业务使用者，可作为系统学习、技术选型、部署配置及功能应用的参考资料。</w:t>
+        <w:t>运维人员及相关业务使用者，可作为系统学习、技术选型、部署配置及功能应用的参考资料。</w:t>
       </w:r>
     </w:p>
     <w:p>
@@ -450,14 +356,12 @@
           <w:rFonts w:hint="eastAsia"/>
         </w:rPr>
       </w:pPr>
-      <w:proofErr w:type="spellStart"/>
       <w:r>
         <w:rPr>
           <w:rFonts w:ascii="Arial" w:eastAsia="等线" w:hAnsi="Arial" w:cs="Arial" w:hint="eastAsia"/>
         </w:rPr>
         <w:t>TimechoWorkOrder</w:t>
       </w:r>
-      <w:proofErr w:type="spellEnd"/>
       <w:r>
         <w:rPr>
           <w:rFonts w:ascii="Arial" w:eastAsia="等线" w:hAnsi="Arial" w:cs="Arial"/>
@@ -534,21 +438,7 @@
         <w:rPr>
           <w:rFonts w:ascii="Arial" w:eastAsia="等线" w:hAnsi="Arial" w:cs="Arial"/>
         </w:rPr>
-        <w:t>全流程设计，各功能模块相互协同，覆盖工</w:t>
-      </w:r>
-      <w:proofErr w:type="gramStart"/>
-      <w:r>
-        <w:rPr>
-          <w:rFonts w:ascii="Arial" w:eastAsia="等线" w:hAnsi="Arial" w:cs="Arial"/>
-        </w:rPr>
-        <w:t>单管理</w:t>
-      </w:r>
-      <w:proofErr w:type="gramEnd"/>
-      <w:r>
-        <w:rPr>
-          <w:rFonts w:ascii="Arial" w:eastAsia="等线" w:hAnsi="Arial" w:cs="Arial"/>
-        </w:rPr>
-        <w:t>全场景，核心模块如下：</w:t>
+        <w:t>全流程设计，各功能模块相互协同，覆盖工单管理全场景，核心模块如下：</w:t>
       </w:r>
     </w:p>
     <w:p>
@@ -650,35 +540,7 @@
           <w:rFonts w:ascii="Arial" w:eastAsia="等线" w:hAnsi="Arial" w:cs="Arial"/>
         </w:rPr>
         <w:lastRenderedPageBreak/>
-        <w:t>统一工单池：所有渠道提交的工单自动汇总</w:t>
-      </w:r>
-      <w:proofErr w:type="gramStart"/>
-      <w:r>
-        <w:rPr>
-          <w:rFonts w:ascii="Arial" w:eastAsia="等线" w:hAnsi="Arial" w:cs="Arial"/>
-        </w:rPr>
-        <w:t>至统一工</w:t>
-      </w:r>
-      <w:proofErr w:type="gramEnd"/>
-      <w:r>
-        <w:rPr>
-          <w:rFonts w:ascii="Arial" w:eastAsia="等线" w:hAnsi="Arial" w:cs="Arial"/>
-        </w:rPr>
-        <w:t>单池，支持按工单来源、产品归属、客户类型、优先级等维</w:t>
-      </w:r>
-      <w:proofErr w:type="gramStart"/>
-      <w:r>
-        <w:rPr>
-          <w:rFonts w:ascii="Arial" w:eastAsia="等线" w:hAnsi="Arial" w:cs="Arial"/>
-        </w:rPr>
-        <w:t>度快速</w:t>
-      </w:r>
-      <w:proofErr w:type="gramEnd"/>
-      <w:r>
-        <w:rPr>
-          <w:rFonts w:ascii="Arial" w:eastAsia="等线" w:hAnsi="Arial" w:cs="Arial"/>
-        </w:rPr>
-        <w:t>筛选、分类管理。</w:t>
+        <w:t>统一工单池：所有渠道提交的工单自动汇总至统一工单池，支持按工单来源、产品归属、客户类型、优先级等维度快速筛选、分类管理。</w:t>
       </w:r>
     </w:p>
     <w:p>
@@ -722,25 +584,7 @@
           <w:b/>
           <w:sz w:val="32"/>
         </w:rPr>
-        <w:t>工</w:t>
-      </w:r>
-      <w:proofErr w:type="gramStart"/>
-      <w:r>
-        <w:rPr>
-          <w:rFonts w:ascii="Arial" w:eastAsia="等线" w:hAnsi="Arial" w:cs="Arial"/>
-          <w:b/>
-          <w:sz w:val="32"/>
-        </w:rPr>
-        <w:t>单基础</w:t>
-      </w:r>
-      <w:proofErr w:type="gramEnd"/>
-      <w:r>
-        <w:rPr>
-          <w:rFonts w:ascii="Arial" w:eastAsia="等线" w:hAnsi="Arial" w:cs="Arial"/>
-          <w:b/>
-          <w:sz w:val="32"/>
-        </w:rPr>
-        <w:t>管理模块</w:t>
+        <w:t>工单基础管理模块</w:t>
       </w:r>
       <w:bookmarkEnd w:id="6"/>
     </w:p>
@@ -815,21 +659,7 @@
         <w:rPr>
           <w:rFonts w:ascii="Arial" w:eastAsia="等线" w:hAnsi="Arial" w:cs="Arial"/>
         </w:rPr>
-        <w:t>个人联系人，自动关联该客户的</w:t>
-      </w:r>
-      <w:proofErr w:type="gramStart"/>
-      <w:r>
-        <w:rPr>
-          <w:rFonts w:ascii="Arial" w:eastAsia="等线" w:hAnsi="Arial" w:cs="Arial"/>
-        </w:rPr>
-        <w:t>历史工</w:t>
-      </w:r>
-      <w:proofErr w:type="gramEnd"/>
-      <w:r>
-        <w:rPr>
-          <w:rFonts w:ascii="Arial" w:eastAsia="等线" w:hAnsi="Arial" w:cs="Arial"/>
-        </w:rPr>
-        <w:t>单、反馈记录、产品使用信息，便于工作人员快速了解客户背景，提升处理效率。</w:t>
+        <w:t>个人联系人，自动关联该客户的历史工单、反馈记录、产品使用信息，便于工作人员快速了解客户背景，提升处理效率。</w:t>
       </w:r>
     </w:p>
     <w:p>
@@ -877,21 +707,7 @@
         <w:rPr>
           <w:rFonts w:ascii="Arial" w:eastAsia="等线" w:hAnsi="Arial" w:cs="Arial"/>
         </w:rPr>
-        <w:t>删除工单，提升批量处理效率，适用于大量</w:t>
-      </w:r>
-      <w:proofErr w:type="gramStart"/>
-      <w:r>
-        <w:rPr>
-          <w:rFonts w:ascii="Arial" w:eastAsia="等线" w:hAnsi="Arial" w:cs="Arial"/>
-        </w:rPr>
-        <w:t>同类工</w:t>
-      </w:r>
-      <w:proofErr w:type="gramEnd"/>
-      <w:r>
-        <w:rPr>
-          <w:rFonts w:ascii="Arial" w:eastAsia="等线" w:hAnsi="Arial" w:cs="Arial"/>
-        </w:rPr>
-        <w:t>单的集中管理。</w:t>
+        <w:t>删除工单，提升批量处理效率，适用于大量同类工单的集中管理。</w:t>
       </w:r>
     </w:p>
     <w:p>
@@ -982,14 +798,12 @@
         </w:rPr>
         <w:t xml:space="preserve"> </w:t>
       </w:r>
-      <w:proofErr w:type="spellStart"/>
       <w:r>
         <w:rPr>
           <w:rFonts w:ascii="Arial" w:eastAsia="等线" w:hAnsi="Arial" w:cs="Arial" w:hint="eastAsia"/>
         </w:rPr>
         <w:t>TimechoWorkOrder</w:t>
       </w:r>
-      <w:proofErr w:type="spellEnd"/>
       <w:r>
         <w:rPr>
           <w:rFonts w:ascii="Arial" w:eastAsia="等线" w:hAnsi="Arial" w:cs="Arial"/>
@@ -1012,49 +826,7 @@
         <w:rPr>
           <w:rFonts w:ascii="Arial" w:eastAsia="等线" w:hAnsi="Arial" w:cs="Arial"/>
         </w:rPr>
-        <w:t>工单归类与合并：支持将</w:t>
-      </w:r>
-      <w:proofErr w:type="gramStart"/>
-      <w:r>
-        <w:rPr>
-          <w:rFonts w:ascii="Arial" w:eastAsia="等线" w:hAnsi="Arial" w:cs="Arial"/>
-        </w:rPr>
-        <w:t>同类工</w:t>
-      </w:r>
-      <w:proofErr w:type="gramEnd"/>
-      <w:r>
-        <w:rPr>
-          <w:rFonts w:ascii="Arial" w:eastAsia="等线" w:hAnsi="Arial" w:cs="Arial"/>
-        </w:rPr>
-        <w:t>单一键归类，</w:t>
-      </w:r>
-      <w:proofErr w:type="gramStart"/>
-      <w:r>
-        <w:rPr>
-          <w:rFonts w:ascii="Arial" w:eastAsia="等线" w:hAnsi="Arial" w:cs="Arial"/>
-        </w:rPr>
-        <w:t>合并重</w:t>
-      </w:r>
-      <w:proofErr w:type="gramEnd"/>
-      <w:r>
-        <w:rPr>
-          <w:rFonts w:ascii="Arial" w:eastAsia="等线" w:hAnsi="Arial" w:cs="Arial"/>
-        </w:rPr>
-        <w:t>复工单，避免需求冗余；可将工</w:t>
-      </w:r>
-      <w:proofErr w:type="gramStart"/>
-      <w:r>
-        <w:rPr>
-          <w:rFonts w:ascii="Arial" w:eastAsia="等线" w:hAnsi="Arial" w:cs="Arial"/>
-        </w:rPr>
-        <w:t>单快速</w:t>
-      </w:r>
-      <w:proofErr w:type="gramEnd"/>
-      <w:r>
-        <w:rPr>
-          <w:rFonts w:ascii="Arial" w:eastAsia="等线" w:hAnsi="Arial" w:cs="Arial"/>
-        </w:rPr>
-        <w:t>转换为需求、缺陷或任务，实现工单与研发流程的衔接。</w:t>
+        <w:t>工单归类与合并：支持将同类工单一键归类，合并重复工单，避免需求冗余；可将工单快速转换为需求、缺陷或任务，实现工单与研发流程的衔接。</w:t>
       </w:r>
     </w:p>
     <w:p>
@@ -1072,21 +844,7 @@
         <w:rPr>
           <w:rFonts w:ascii="Arial" w:eastAsia="等线" w:hAnsi="Arial" w:cs="Arial"/>
         </w:rPr>
-        <w:t>需求量化评估：提供多维度评分体系，可根据需求价值、开发工作量、客户权重、</w:t>
-      </w:r>
-      <w:proofErr w:type="gramStart"/>
-      <w:r>
-        <w:rPr>
-          <w:rFonts w:ascii="Arial" w:eastAsia="等线" w:hAnsi="Arial" w:cs="Arial"/>
-        </w:rPr>
-        <w:t>竞品情况</w:t>
-      </w:r>
-      <w:proofErr w:type="gramEnd"/>
-      <w:r>
-        <w:rPr>
-          <w:rFonts w:ascii="Arial" w:eastAsia="等线" w:hAnsi="Arial" w:cs="Arial"/>
-        </w:rPr>
-        <w:t>、影响范围等指标，对工单对应的需求进行量化打分，辅助需求优先级排序。</w:t>
+        <w:t>需求量化评估：提供多维度评分体系，可根据需求价值、开发工作量、客户权重、竞品情况、影响范围等指标，对工单对应的需求进行量化打分，辅助需求优先级排序。</w:t>
       </w:r>
     </w:p>
     <w:p>
@@ -1104,21 +862,7 @@
         <w:rPr>
           <w:rFonts w:ascii="Arial" w:eastAsia="等线" w:hAnsi="Arial" w:cs="Arial"/>
         </w:rPr>
-        <w:t>统一需求池：</w:t>
-      </w:r>
-      <w:proofErr w:type="gramStart"/>
-      <w:r>
-        <w:rPr>
-          <w:rFonts w:ascii="Arial" w:eastAsia="等线" w:hAnsi="Arial" w:cs="Arial"/>
-        </w:rPr>
-        <w:t>整合工</w:t>
-      </w:r>
-      <w:proofErr w:type="gramEnd"/>
-      <w:r>
-        <w:rPr>
-          <w:rFonts w:ascii="Arial" w:eastAsia="等线" w:hAnsi="Arial" w:cs="Arial"/>
-        </w:rPr>
-        <w:t>单来源、内部规划、市场反馈等所有渠道的需求，形成统一需求池，支持按优先级、产品、负责人等维度管理，实现需求全生命周期可追溯。</w:t>
+        <w:t>统一需求池：整合工单来源、内部规划、市场反馈等所有渠道的需求，形成统一需求池，支持按优先级、产品、负责人等维度管理，实现需求全生命周期可追溯。</w:t>
       </w:r>
     </w:p>
     <w:p>
@@ -1287,14 +1031,12 @@
         </w:rPr>
         <w:t xml:space="preserve"> </w:t>
       </w:r>
-      <w:proofErr w:type="spellStart"/>
       <w:r>
         <w:rPr>
           <w:rFonts w:ascii="Arial" w:eastAsia="等线" w:hAnsi="Arial" w:cs="Arial" w:hint="eastAsia"/>
         </w:rPr>
         <w:t>TimechoWorkOrder</w:t>
       </w:r>
-      <w:proofErr w:type="spellEnd"/>
       <w:r>
         <w:rPr>
           <w:rFonts w:ascii="Arial" w:eastAsia="等线" w:hAnsi="Arial" w:cs="Arial"/>
@@ -1307,49 +1049,17 @@
         </w:rPr>
         <w:t xml:space="preserve"> </w:t>
       </w:r>
-      <w:proofErr w:type="spellStart"/>
-      <w:r>
-        <w:rPr>
-          <w:rFonts w:ascii="Arial" w:eastAsia="等线" w:hAnsi="Arial" w:cs="Arial"/>
-        </w:rPr>
-        <w:t>PingCode</w:t>
-      </w:r>
-      <w:proofErr w:type="spellEnd"/>
-      <w:r>
-        <w:rPr>
-          <w:rFonts w:ascii="Arial" w:eastAsia="等线" w:hAnsi="Arial" w:cs="Arial"/>
-        </w:rPr>
-        <w:t xml:space="preserve"> </w:t>
-      </w:r>
-      <w:r>
-        <w:rPr>
-          <w:rFonts w:ascii="Arial" w:eastAsia="等线" w:hAnsi="Arial" w:cs="Arial"/>
-        </w:rPr>
-        <w:t>研发模块（</w:t>
-      </w:r>
-      <w:r>
-        <w:rPr>
-          <w:rFonts w:ascii="Arial" w:eastAsia="等线" w:hAnsi="Arial" w:cs="Arial"/>
-        </w:rPr>
-        <w:t>Agile</w:t>
-      </w:r>
-      <w:r>
-        <w:rPr>
-          <w:rFonts w:ascii="Arial" w:eastAsia="等线" w:hAnsi="Arial" w:cs="Arial"/>
-        </w:rPr>
-        <w:t>、</w:t>
-      </w:r>
-      <w:r>
-        <w:rPr>
-          <w:rFonts w:ascii="Arial" w:eastAsia="等线" w:hAnsi="Arial" w:cs="Arial"/>
-        </w:rPr>
-        <w:t>DevOps</w:t>
-      </w:r>
-      <w:r>
-        <w:rPr>
-          <w:rFonts w:ascii="Arial" w:eastAsia="等线" w:hAnsi="Arial" w:cs="Arial"/>
-        </w:rPr>
-        <w:t>）的无缝对接，形成</w:t>
+      <w:r>
+        <w:rPr>
+          <w:rFonts w:ascii="Arial" w:eastAsia="等线" w:hAnsi="Arial" w:cs="Arial" w:hint="eastAsia"/>
+        </w:rPr>
+        <w:t>飞书文档</w:t>
+      </w:r>
+      <w:r>
+        <w:rPr>
+          <w:rFonts w:ascii="Arial" w:eastAsia="等线" w:hAnsi="Arial" w:cs="Arial"/>
+        </w:rPr>
+        <w:t>无缝对接，形成</w:t>
       </w:r>
       <w:r>
         <w:rPr>
@@ -1423,19 +1133,11 @@
           <w:rFonts w:hint="eastAsia"/>
         </w:rPr>
       </w:pPr>
-      <w:proofErr w:type="gramStart"/>
-      <w:r>
-        <w:rPr>
-          <w:rFonts w:ascii="Arial" w:eastAsia="等线" w:hAnsi="Arial" w:cs="Arial"/>
-        </w:rPr>
-        <w:t>工单转工作</w:t>
-      </w:r>
-      <w:proofErr w:type="gramEnd"/>
-      <w:r>
-        <w:rPr>
-          <w:rFonts w:ascii="Arial" w:eastAsia="等线" w:hAnsi="Arial" w:cs="Arial"/>
-        </w:rPr>
-        <w:t>项：支持一键将工单转换为需求、任务或缺陷，自动同步工单信息（如问题描述、附件、客户信息）至</w:t>
+      <w:r>
+        <w:rPr>
+          <w:rFonts w:ascii="Arial" w:eastAsia="等线" w:hAnsi="Arial" w:cs="Arial"/>
+        </w:rPr>
+        <w:t>工单转工作项：支持一键将工单转换为需求、任务或缺陷，自动同步工单信息（如问题描述、附件、客户信息）至</w:t>
       </w:r>
       <w:r>
         <w:rPr>
@@ -1483,21 +1185,7 @@
         <w:rPr>
           <w:rFonts w:ascii="Arial" w:eastAsia="等线" w:hAnsi="Arial" w:cs="Arial"/>
         </w:rPr>
-        <w:t>进度自动同步：工单处理进度、研发进度自动同步</w:t>
-      </w:r>
-      <w:proofErr w:type="gramStart"/>
-      <w:r>
-        <w:rPr>
-          <w:rFonts w:ascii="Arial" w:eastAsia="等线" w:hAnsi="Arial" w:cs="Arial"/>
-        </w:rPr>
-        <w:t>至客户</w:t>
-      </w:r>
-      <w:proofErr w:type="gramEnd"/>
-      <w:r>
-        <w:rPr>
-          <w:rFonts w:ascii="Arial" w:eastAsia="等线" w:hAnsi="Arial" w:cs="Arial"/>
-        </w:rPr>
-        <w:t>门户，客户可实时查看工单处理状态、预计上线时间，提升客户透明度与满意度。</w:t>
+        <w:t>进度自动同步：工单处理进度、研发进度自动同步至客户门户，客户可实时查看工单处理状态、预计上线时间，提升客户透明度与满意度。</w:t>
       </w:r>
     </w:p>
     <w:p>
@@ -1556,21 +1244,7 @@
         <w:rPr>
           <w:rFonts w:ascii="Arial" w:eastAsia="等线" w:hAnsi="Arial" w:cs="Arial"/>
         </w:rPr>
-        <w:t>客户门户：为客户提供专属门户，客户可登录查看自己提交的所有工单、处理进度、回复记录、</w:t>
-      </w:r>
-      <w:proofErr w:type="gramStart"/>
-      <w:r>
-        <w:rPr>
-          <w:rFonts w:ascii="Arial" w:eastAsia="等线" w:hAnsi="Arial" w:cs="Arial"/>
-        </w:rPr>
-        <w:t>历史工</w:t>
-      </w:r>
-      <w:proofErr w:type="gramEnd"/>
-      <w:r>
-        <w:rPr>
-          <w:rFonts w:ascii="Arial" w:eastAsia="等线" w:hAnsi="Arial" w:cs="Arial"/>
-        </w:rPr>
-        <w:t>单，无需反复咨询工作人员。</w:t>
+        <w:t>客户门户：为客户提供专属门户，客户可登录查看自己提交的所有工单、处理进度、回复记录、历史工单，无需反复咨询工作人员。</w:t>
       </w:r>
     </w:p>
     <w:p>
@@ -1665,21 +1339,7 @@
         <w:rPr>
           <w:rFonts w:ascii="Arial" w:eastAsia="等线" w:hAnsi="Arial" w:cs="Arial"/>
         </w:rPr>
-        <w:t>工</w:t>
-      </w:r>
-      <w:proofErr w:type="gramStart"/>
-      <w:r>
-        <w:rPr>
-          <w:rFonts w:ascii="Arial" w:eastAsia="等线" w:hAnsi="Arial" w:cs="Arial"/>
-        </w:rPr>
-        <w:t>单统计</w:t>
-      </w:r>
-      <w:proofErr w:type="gramEnd"/>
-      <w:r>
-        <w:rPr>
-          <w:rFonts w:ascii="Arial" w:eastAsia="等线" w:hAnsi="Arial" w:cs="Arial"/>
-        </w:rPr>
-        <w:t>报表：生成工单数量、来源分布、处理时长、</w:t>
+        <w:t>工单统计报表：生成工单数量、来源分布、处理时长、</w:t>
       </w:r>
       <w:r>
         <w:rPr>
@@ -1853,35 +1513,7 @@
         <w:rPr>
           <w:rFonts w:ascii="Arial" w:eastAsia="等线" w:hAnsi="Arial" w:cs="Arial"/>
         </w:rPr>
-        <w:t>保障系统数据安全与访问合</w:t>
-      </w:r>
-      <w:proofErr w:type="gramStart"/>
-      <w:r>
-        <w:rPr>
-          <w:rFonts w:ascii="Arial" w:eastAsia="等线" w:hAnsi="Arial" w:cs="Arial"/>
-        </w:rPr>
-        <w:t>规</w:t>
-      </w:r>
-      <w:proofErr w:type="gramEnd"/>
-      <w:r>
-        <w:rPr>
-          <w:rFonts w:ascii="Arial" w:eastAsia="等线" w:hAnsi="Arial" w:cs="Arial"/>
-        </w:rPr>
-        <w:t>，适配企业级安全需求，支持私有化部署</w:t>
-      </w:r>
-      <w:proofErr w:type="gramStart"/>
-      <w:r>
-        <w:rPr>
-          <w:rFonts w:ascii="Arial" w:eastAsia="等线" w:hAnsi="Arial" w:cs="Arial"/>
-        </w:rPr>
-        <w:t>与信创环境</w:t>
-      </w:r>
-      <w:proofErr w:type="gramEnd"/>
-      <w:r>
-        <w:rPr>
-          <w:rFonts w:ascii="Arial" w:eastAsia="等线" w:hAnsi="Arial" w:cs="Arial"/>
-        </w:rPr>
-        <w:t>。</w:t>
+        <w:t>保障系统数据安全与访问合规，适配企业级安全需求，支持私有化部署与信创环境。</w:t>
       </w:r>
     </w:p>
     <w:p>
@@ -1959,21 +1591,7 @@
         <w:rPr>
           <w:rFonts w:ascii="Arial" w:eastAsia="等线" w:hAnsi="Arial" w:cs="Arial"/>
         </w:rPr>
-        <w:t>操作日志审计：记录所有用户的操作行为（如工单创建、修改、删除、分派），形成完整的审计日志，便于追溯与合</w:t>
-      </w:r>
-      <w:proofErr w:type="gramStart"/>
-      <w:r>
-        <w:rPr>
-          <w:rFonts w:ascii="Arial" w:eastAsia="等线" w:hAnsi="Arial" w:cs="Arial"/>
-        </w:rPr>
-        <w:t>规</w:t>
-      </w:r>
-      <w:proofErr w:type="gramEnd"/>
-      <w:r>
-        <w:rPr>
-          <w:rFonts w:ascii="Arial" w:eastAsia="等线" w:hAnsi="Arial" w:cs="Arial"/>
-        </w:rPr>
-        <w:t>检查。</w:t>
+        <w:t>操作日志审计：记录所有用户的操作行为（如工单创建、修改、删除、分派），形成完整的审计日志，便于追溯与合规检查。</w:t>
       </w:r>
     </w:p>
     <w:p>
@@ -1991,49 +1609,7 @@
         <w:rPr>
           <w:rFonts w:ascii="Arial" w:eastAsia="等线" w:hAnsi="Arial" w:cs="Arial"/>
         </w:rPr>
-        <w:t>安全合</w:t>
-      </w:r>
-      <w:proofErr w:type="gramStart"/>
-      <w:r>
-        <w:rPr>
-          <w:rFonts w:ascii="Arial" w:eastAsia="等线" w:hAnsi="Arial" w:cs="Arial"/>
-        </w:rPr>
-        <w:t>规</w:t>
-      </w:r>
-      <w:proofErr w:type="gramEnd"/>
-      <w:r>
-        <w:rPr>
-          <w:rFonts w:ascii="Arial" w:eastAsia="等线" w:hAnsi="Arial" w:cs="Arial"/>
-        </w:rPr>
-        <w:t>支持：支持私有化部署、</w:t>
-      </w:r>
-      <w:proofErr w:type="gramStart"/>
-      <w:r>
-        <w:rPr>
-          <w:rFonts w:ascii="Arial" w:eastAsia="等线" w:hAnsi="Arial" w:cs="Arial"/>
-        </w:rPr>
-        <w:t>信创环境</w:t>
-      </w:r>
-      <w:proofErr w:type="gramEnd"/>
-      <w:r>
-        <w:rPr>
-          <w:rFonts w:ascii="Arial" w:eastAsia="等线" w:hAnsi="Arial" w:cs="Arial"/>
-        </w:rPr>
-        <w:t>（如麒麟系统、统信系统），符合</w:t>
-      </w:r>
-      <w:proofErr w:type="gramStart"/>
-      <w:r>
-        <w:rPr>
-          <w:rFonts w:ascii="Arial" w:eastAsia="等线" w:hAnsi="Arial" w:cs="Arial"/>
-        </w:rPr>
-        <w:t>等保合规</w:t>
-      </w:r>
-      <w:proofErr w:type="gramEnd"/>
-      <w:r>
-        <w:rPr>
-          <w:rFonts w:ascii="Arial" w:eastAsia="等线" w:hAnsi="Arial" w:cs="Arial"/>
-        </w:rPr>
-        <w:t>要求；支持数据加密存储、备份与恢复，保障数据安全。</w:t>
+        <w:t>安全合规支持：支持私有化部署、信创环境（如麒麟系统、统信系统），符合等保合规要求；支持数据加密存储、备份与恢复，保障数据安全。</w:t>
       </w:r>
     </w:p>
     <w:p>
@@ -2059,25 +1635,7 @@
           <w:b/>
           <w:sz w:val="36"/>
         </w:rPr>
-        <w:t>技术架构与技术</w:t>
-      </w:r>
-      <w:proofErr w:type="gramStart"/>
-      <w:r>
-        <w:rPr>
-          <w:rFonts w:ascii="Arial" w:eastAsia="等线" w:hAnsi="Arial" w:cs="Arial"/>
-          <w:b/>
-          <w:sz w:val="36"/>
-        </w:rPr>
-        <w:t>栈</w:t>
-      </w:r>
-      <w:proofErr w:type="gramEnd"/>
-      <w:r>
-        <w:rPr>
-          <w:rFonts w:ascii="Arial" w:eastAsia="等线" w:hAnsi="Arial" w:cs="Arial"/>
-          <w:b/>
-          <w:sz w:val="36"/>
-        </w:rPr>
-        <w:t>选型</w:t>
+        <w:t>技术架构与技术栈选型</w:t>
       </w:r>
       <w:bookmarkEnd w:id="13"/>
     </w:p>
@@ -2115,14 +1673,12 @@
           <w:rFonts w:hint="eastAsia"/>
         </w:rPr>
       </w:pPr>
-      <w:proofErr w:type="spellStart"/>
       <w:r>
         <w:rPr>
           <w:rFonts w:ascii="Arial" w:eastAsia="等线" w:hAnsi="Arial" w:cs="Arial" w:hint="eastAsia"/>
         </w:rPr>
         <w:t>TimechoWorkOrder</w:t>
       </w:r>
-      <w:proofErr w:type="spellEnd"/>
       <w:r>
         <w:rPr>
           <w:rFonts w:ascii="Arial" w:eastAsia="等线" w:hAnsi="Arial" w:cs="Arial"/>
@@ -2181,21 +1737,7 @@
         <w:rPr>
           <w:rFonts w:ascii="Arial" w:eastAsia="等线" w:hAnsi="Arial" w:cs="Arial"/>
         </w:rPr>
-        <w:t>前端层：负责用户</w:t>
-      </w:r>
-      <w:proofErr w:type="gramStart"/>
-      <w:r>
-        <w:rPr>
-          <w:rFonts w:ascii="Arial" w:eastAsia="等线" w:hAnsi="Arial" w:cs="Arial"/>
-        </w:rPr>
-        <w:t>交互与</w:t>
-      </w:r>
-      <w:proofErr w:type="gramEnd"/>
-      <w:r>
-        <w:rPr>
-          <w:rFonts w:ascii="Arial" w:eastAsia="等线" w:hAnsi="Arial" w:cs="Arial"/>
-        </w:rPr>
-        <w:t>界面展示，采用</w:t>
+        <w:t>前端层：负责用户交互与界面展示，采用</w:t>
       </w:r>
       <w:r>
         <w:rPr>
@@ -2255,21 +1797,7 @@
         <w:rPr>
           <w:rFonts w:ascii="Arial" w:eastAsia="等线" w:hAnsi="Arial" w:cs="Arial"/>
         </w:rPr>
-        <w:t>业务服务层：按功能模块拆分微服务，如工单接入服务、工</w:t>
-      </w:r>
-      <w:proofErr w:type="gramStart"/>
-      <w:r>
-        <w:rPr>
-          <w:rFonts w:ascii="Arial" w:eastAsia="等线" w:hAnsi="Arial" w:cs="Arial"/>
-        </w:rPr>
-        <w:t>单管理</w:t>
-      </w:r>
-      <w:proofErr w:type="gramEnd"/>
-      <w:r>
-        <w:rPr>
-          <w:rFonts w:ascii="Arial" w:eastAsia="等线" w:hAnsi="Arial" w:cs="Arial"/>
-        </w:rPr>
-        <w:t>服务、需求评估服务、自动化服务、统计分析服务等，各服务独立部署、协同工作。</w:t>
+        <w:t>业务服务层：按功能模块拆分微服务，如工单接入服务、工单管理服务、需求评估服务、自动化服务、统计分析服务等，各服务独立部署、协同工作。</w:t>
       </w:r>
     </w:p>
     <w:p>
@@ -2368,21 +1896,7 @@
         <w:rPr>
           <w:rFonts w:ascii="Arial" w:eastAsia="等线" w:hAnsi="Arial" w:cs="Arial"/>
         </w:rPr>
-        <w:t>架构优势：各服务独立拆分，降低耦合度，便于迭代升级与故障排查；支持弹性扩展，可根据业务量动态调整资源；前后端分离，提升开发效率与用户体验；</w:t>
-      </w:r>
-      <w:proofErr w:type="gramStart"/>
-      <w:r>
-        <w:rPr>
-          <w:rFonts w:ascii="Arial" w:eastAsia="等线" w:hAnsi="Arial" w:cs="Arial"/>
-        </w:rPr>
-        <w:t>多环境</w:t>
-      </w:r>
-      <w:proofErr w:type="gramEnd"/>
-      <w:r>
-        <w:rPr>
-          <w:rFonts w:ascii="Arial" w:eastAsia="等线" w:hAnsi="Arial" w:cs="Arial"/>
-        </w:rPr>
-        <w:t>适配，满足不同企业的部署需求。</w:t>
+        <w:t>架构优势：各服务独立拆分，降低耦合度，便于迭代升级与故障排查；支持弹性扩展，可根据业务量动态调整资源；前后端分离，提升开发效率与用户体验；多环境适配，满足不同企业的部署需求。</w:t>
       </w:r>
     </w:p>
     <w:p>
@@ -2408,19 +1922,9 @@
           <w:b/>
           <w:sz w:val="32"/>
         </w:rPr>
-        <w:t>前端技术</w:t>
-      </w:r>
-      <w:proofErr w:type="gramStart"/>
-      <w:r>
-        <w:rPr>
-          <w:rFonts w:ascii="Arial" w:eastAsia="等线" w:hAnsi="Arial" w:cs="Arial"/>
-          <w:b/>
-          <w:sz w:val="32"/>
-        </w:rPr>
-        <w:t>栈</w:t>
+        <w:t>前端技术栈</w:t>
       </w:r>
       <w:bookmarkEnd w:id="15"/>
-      <w:proofErr w:type="gramEnd"/>
     </w:p>
     <w:p>
       <w:pPr>
@@ -2429,14 +1933,12 @@
           <w:rFonts w:hint="eastAsia"/>
         </w:rPr>
       </w:pPr>
-      <w:proofErr w:type="spellStart"/>
       <w:r>
         <w:rPr>
           <w:rFonts w:ascii="Arial" w:eastAsia="等线" w:hAnsi="Arial" w:cs="Arial" w:hint="eastAsia"/>
         </w:rPr>
         <w:t>TimechoWorkOrder</w:t>
       </w:r>
-      <w:proofErr w:type="spellEnd"/>
       <w:r>
         <w:rPr>
           <w:rFonts w:ascii="Arial" w:eastAsia="等线" w:hAnsi="Arial" w:cs="Arial"/>
@@ -2585,21 +2087,7 @@
         <w:rPr>
           <w:rFonts w:ascii="Arial" w:eastAsia="等线" w:hAnsi="Arial" w:cs="Arial"/>
         </w:rPr>
-        <w:t>组件库，提供丰富的表单、表格、</w:t>
-      </w:r>
-      <w:proofErr w:type="gramStart"/>
-      <w:r>
-        <w:rPr>
-          <w:rFonts w:ascii="Arial" w:eastAsia="等线" w:hAnsi="Arial" w:cs="Arial"/>
-        </w:rPr>
-        <w:t>弹窗等</w:t>
-      </w:r>
-      <w:proofErr w:type="gramEnd"/>
-      <w:r>
-        <w:rPr>
-          <w:rFonts w:ascii="Arial" w:eastAsia="等线" w:hAnsi="Arial" w:cs="Arial"/>
-        </w:rPr>
-        <w:t>组件，适配工单系统的复杂界面需求）。</w:t>
+        <w:t>组件库，提供丰富的表单、表格、弹窗等组件，适配工单系统的复杂界面需求）。</w:t>
       </w:r>
     </w:p>
     <w:p>
@@ -2631,14 +2119,12 @@
         </w:rPr>
         <w:t>（模块打包工具）、</w:t>
       </w:r>
-      <w:proofErr w:type="spellStart"/>
       <w:r>
         <w:rPr>
           <w:rFonts w:ascii="Arial" w:eastAsia="等线" w:hAnsi="Arial" w:cs="Arial"/>
         </w:rPr>
         <w:t>ESLint</w:t>
       </w:r>
-      <w:proofErr w:type="spellEnd"/>
       <w:r>
         <w:rPr>
           <w:rFonts w:ascii="Arial" w:eastAsia="等线" w:hAnsi="Arial" w:cs="Arial"/>
@@ -2771,14 +2257,12 @@
         </w:rPr>
         <w:t>（路由管理）、</w:t>
       </w:r>
-      <w:proofErr w:type="spellStart"/>
       <w:r>
         <w:rPr>
           <w:rFonts w:ascii="Arial" w:eastAsia="等线" w:hAnsi="Arial" w:cs="Arial"/>
         </w:rPr>
         <w:t>ExcelJS</w:t>
       </w:r>
-      <w:proofErr w:type="spellEnd"/>
       <w:r>
         <w:rPr>
           <w:rFonts w:ascii="Arial" w:eastAsia="等线" w:hAnsi="Arial" w:cs="Arial"/>
@@ -2809,19 +2293,9 @@
           <w:b/>
           <w:sz w:val="32"/>
         </w:rPr>
-        <w:t>后端技术</w:t>
-      </w:r>
-      <w:proofErr w:type="gramStart"/>
-      <w:r>
-        <w:rPr>
-          <w:rFonts w:ascii="Arial" w:eastAsia="等线" w:hAnsi="Arial" w:cs="Arial"/>
-          <w:b/>
-          <w:sz w:val="32"/>
-        </w:rPr>
-        <w:t>栈</w:t>
+        <w:t>后端技术栈</w:t>
       </w:r>
       <w:bookmarkEnd w:id="16"/>
-      <w:proofErr w:type="gramEnd"/>
     </w:p>
     <w:p>
       <w:pPr>
@@ -2914,19 +2388,11 @@
           <w:rFonts w:hint="eastAsia"/>
         </w:rPr>
       </w:pPr>
-      <w:proofErr w:type="gramStart"/>
-      <w:r>
-        <w:rPr>
-          <w:rFonts w:ascii="Arial" w:eastAsia="等线" w:hAnsi="Arial" w:cs="Arial"/>
-        </w:rPr>
-        <w:t>微服务</w:t>
-      </w:r>
-      <w:proofErr w:type="gramEnd"/>
-      <w:r>
-        <w:rPr>
-          <w:rFonts w:ascii="Arial" w:eastAsia="等线" w:hAnsi="Arial" w:cs="Arial"/>
-        </w:rPr>
-        <w:t>框架：</w:t>
+      <w:r>
+        <w:rPr>
+          <w:rFonts w:ascii="Arial" w:eastAsia="等线" w:hAnsi="Arial" w:cs="Arial"/>
+        </w:rPr>
+        <w:t>微服务框架：</w:t>
       </w:r>
       <w:r>
         <w:rPr>
@@ -2959,19 +2425,11 @@
         <w:lastRenderedPageBreak/>
         <w:t>数据访问：</w:t>
       </w:r>
-      <w:proofErr w:type="spellStart"/>
-      <w:r>
-        <w:rPr>
-          <w:rFonts w:ascii="Arial" w:eastAsia="等线" w:hAnsi="Arial" w:cs="Arial"/>
-        </w:rPr>
-        <w:t>MyBatis</w:t>
-      </w:r>
-      <w:proofErr w:type="spellEnd"/>
-      <w:r>
-        <w:rPr>
-          <w:rFonts w:ascii="Arial" w:eastAsia="等线" w:hAnsi="Arial" w:cs="Arial"/>
-        </w:rPr>
-        <w:t>-Plus</w:t>
+      <w:r>
+        <w:rPr>
+          <w:rFonts w:ascii="Arial" w:eastAsia="等线" w:hAnsi="Arial" w:cs="Arial"/>
+        </w:rPr>
+        <w:t>MyBatis-Plus</w:t>
       </w:r>
       <w:r>
         <w:rPr>
@@ -2983,21 +2441,7 @@
         <w:rPr>
           <w:rFonts w:ascii="Arial" w:eastAsia="等线" w:hAnsi="Arial" w:cs="Arial"/>
         </w:rPr>
-        <w:t xml:space="preserve"> </w:t>
-      </w:r>
-      <w:proofErr w:type="spellStart"/>
-      <w:r>
-        <w:rPr>
-          <w:rFonts w:ascii="Arial" w:eastAsia="等线" w:hAnsi="Arial" w:cs="Arial"/>
-        </w:rPr>
-        <w:t>MyBatis</w:t>
-      </w:r>
-      <w:proofErr w:type="spellEnd"/>
-      <w:r>
-        <w:rPr>
-          <w:rFonts w:ascii="Arial" w:eastAsia="等线" w:hAnsi="Arial" w:cs="Arial"/>
-        </w:rPr>
-        <w:t xml:space="preserve"> </w:t>
+        <w:t xml:space="preserve"> MyBatis </w:t>
       </w:r>
       <w:r>
         <w:rPr>
@@ -3051,30 +2495,14 @@
         <w:rPr>
           <w:rFonts w:ascii="Arial" w:eastAsia="等线" w:hAnsi="Arial" w:cs="Arial"/>
         </w:rPr>
-        <w:t>（标准化接口设计，便于前后端</w:t>
-      </w:r>
-      <w:proofErr w:type="gramStart"/>
-      <w:r>
-        <w:rPr>
-          <w:rFonts w:ascii="Arial" w:eastAsia="等线" w:hAnsi="Arial" w:cs="Arial"/>
-        </w:rPr>
-        <w:t>交互与</w:t>
-      </w:r>
-      <w:proofErr w:type="gramEnd"/>
-      <w:r>
-        <w:rPr>
-          <w:rFonts w:ascii="Arial" w:eastAsia="等线" w:hAnsi="Arial" w:cs="Arial"/>
-        </w:rPr>
-        <w:t>第三方系统对接）、</w:t>
-      </w:r>
-      <w:proofErr w:type="spellStart"/>
+        <w:t>（标准化接口设计，便于前后端交互与第三方系统对接）、</w:t>
+      </w:r>
       <w:r>
         <w:rPr>
           <w:rFonts w:ascii="Arial" w:eastAsia="等线" w:hAnsi="Arial" w:cs="Arial"/>
         </w:rPr>
         <w:t>GraphQL</w:t>
       </w:r>
-      <w:proofErr w:type="spellEnd"/>
       <w:r>
         <w:rPr>
           <w:rFonts w:ascii="Arial" w:eastAsia="等线" w:hAnsi="Arial" w:cs="Arial"/>
@@ -3139,21 +2567,7 @@
         <w:rPr>
           <w:rFonts w:ascii="Arial" w:eastAsia="等线" w:hAnsi="Arial" w:cs="Arial"/>
         </w:rPr>
-        <w:t>（高性能缓存，用于存储会话信息、</w:t>
-      </w:r>
-      <w:proofErr w:type="gramStart"/>
-      <w:r>
-        <w:rPr>
-          <w:rFonts w:ascii="Arial" w:eastAsia="等线" w:hAnsi="Arial" w:cs="Arial"/>
-        </w:rPr>
-        <w:t>热点工单数</w:t>
-      </w:r>
-      <w:proofErr w:type="gramEnd"/>
-      <w:r>
-        <w:rPr>
-          <w:rFonts w:ascii="Arial" w:eastAsia="等线" w:hAnsi="Arial" w:cs="Arial"/>
-        </w:rPr>
-        <w:t>据、计数器等，提升系统响应速度）。</w:t>
+        <w:t>（高性能缓存，用于存储会话信息、热点工单数据、计数器等，提升系统响应速度）。</w:t>
       </w:r>
     </w:p>
     <w:p>
@@ -3239,19 +2653,9 @@
           <w:b/>
           <w:sz w:val="32"/>
         </w:rPr>
-        <w:t>数据层技术</w:t>
-      </w:r>
-      <w:proofErr w:type="gramStart"/>
-      <w:r>
-        <w:rPr>
-          <w:rFonts w:ascii="Arial" w:eastAsia="等线" w:hAnsi="Arial" w:cs="Arial"/>
-          <w:b/>
-          <w:sz w:val="32"/>
-        </w:rPr>
-        <w:t>栈</w:t>
+        <w:t>数据层技术栈</w:t>
       </w:r>
       <w:bookmarkEnd w:id="17"/>
-      <w:proofErr w:type="gramEnd"/>
     </w:p>
     <w:p>
       <w:pPr>
@@ -3294,21 +2698,7 @@
         <w:rPr>
           <w:rFonts w:ascii="Arial" w:eastAsia="等线" w:hAnsi="Arial" w:cs="Arial"/>
         </w:rPr>
-        <w:t>（存储结构化数据，如用户信息、工</w:t>
-      </w:r>
-      <w:proofErr w:type="gramStart"/>
-      <w:r>
-        <w:rPr>
-          <w:rFonts w:ascii="Arial" w:eastAsia="等线" w:hAnsi="Arial" w:cs="Arial"/>
-        </w:rPr>
-        <w:t>单基础</w:t>
-      </w:r>
-      <w:proofErr w:type="gramEnd"/>
-      <w:r>
-        <w:rPr>
-          <w:rFonts w:ascii="Arial" w:eastAsia="等线" w:hAnsi="Arial" w:cs="Arial"/>
-        </w:rPr>
-        <w:t>信息、权限配置等，支持事务，保障数据一致性）。</w:t>
+        <w:t>（存储结构化数据，如用户信息、工单基础信息、权限配置等，支持事务，保障数据一致性）。</w:t>
       </w:r>
     </w:p>
     <w:p>
@@ -3350,35 +2740,7 @@
         <w:rPr>
           <w:rFonts w:ascii="Arial" w:eastAsia="等线" w:hAnsi="Arial" w:cs="Arial"/>
         </w:rPr>
-        <w:t>（</w:t>
-      </w:r>
-      <w:proofErr w:type="gramStart"/>
-      <w:r>
-        <w:rPr>
-          <w:rFonts w:ascii="Arial" w:eastAsia="等线" w:hAnsi="Arial" w:cs="Arial"/>
-        </w:rPr>
-        <w:t>存储非</w:t>
-      </w:r>
-      <w:proofErr w:type="gramEnd"/>
-      <w:r>
-        <w:rPr>
-          <w:rFonts w:ascii="Arial" w:eastAsia="等线" w:hAnsi="Arial" w:cs="Arial"/>
-        </w:rPr>
-        <w:t>结构化数据，如</w:t>
-      </w:r>
-      <w:proofErr w:type="gramStart"/>
-      <w:r>
-        <w:rPr>
-          <w:rFonts w:ascii="Arial" w:eastAsia="等线" w:hAnsi="Arial" w:cs="Arial"/>
-        </w:rPr>
-        <w:t>工单富文本</w:t>
-      </w:r>
-      <w:proofErr w:type="gramEnd"/>
-      <w:r>
-        <w:rPr>
-          <w:rFonts w:ascii="Arial" w:eastAsia="等线" w:hAnsi="Arial" w:cs="Arial"/>
-        </w:rPr>
-        <w:t>内容、附件元数据、自定义字段配置等，灵活适配复杂数据结构）。</w:t>
+        <w:t>（存储非结构化数据，如工单富文本内容、附件元数据、自定义字段配置等，灵活适配复杂数据结构）。</w:t>
       </w:r>
     </w:p>
     <w:p>
@@ -3398,14 +2760,12 @@
         </w:rPr>
         <w:t>时序数据库：</w:t>
       </w:r>
-      <w:proofErr w:type="spellStart"/>
       <w:r>
         <w:rPr>
           <w:rFonts w:ascii="Arial" w:eastAsia="等线" w:hAnsi="Arial" w:cs="Arial" w:hint="eastAsia"/>
         </w:rPr>
         <w:t>IoTDB</w:t>
       </w:r>
-      <w:proofErr w:type="spellEnd"/>
       <w:r>
         <w:rPr>
           <w:rFonts w:ascii="Arial" w:eastAsia="等线" w:hAnsi="Arial" w:cs="Arial"/>
@@ -3466,19 +2826,9 @@
           <w:b/>
           <w:sz w:val="32"/>
         </w:rPr>
-        <w:t>中间件与部署技术</w:t>
-      </w:r>
-      <w:proofErr w:type="gramStart"/>
-      <w:r>
-        <w:rPr>
-          <w:rFonts w:ascii="Arial" w:eastAsia="等线" w:hAnsi="Arial" w:cs="Arial"/>
-          <w:b/>
-          <w:sz w:val="32"/>
-        </w:rPr>
-        <w:t>栈</w:t>
+        <w:t>中间件与部署技术栈</w:t>
       </w:r>
       <w:bookmarkEnd w:id="18"/>
-      <w:proofErr w:type="gramEnd"/>
     </w:p>
     <w:p>
       <w:pPr>
@@ -3581,21 +2931,7 @@
         <w:rPr>
           <w:rFonts w:ascii="Arial" w:eastAsia="等线" w:hAnsi="Arial" w:cs="Arial"/>
         </w:rPr>
-        <w:t>（实现代码提交、构建、测试、</w:t>
-      </w:r>
-      <w:proofErr w:type="gramStart"/>
-      <w:r>
-        <w:rPr>
-          <w:rFonts w:ascii="Arial" w:eastAsia="等线" w:hAnsi="Arial" w:cs="Arial"/>
-        </w:rPr>
-        <w:t>部署全</w:t>
-      </w:r>
-      <w:proofErr w:type="gramEnd"/>
-      <w:r>
-        <w:rPr>
-          <w:rFonts w:ascii="Arial" w:eastAsia="等线" w:hAnsi="Arial" w:cs="Arial"/>
-        </w:rPr>
-        <w:t>流程自动化，提升迭代效率）。</w:t>
+        <w:t>（实现代码提交、构建、测试、部署全流程自动化，提升迭代效率）。</w:t>
       </w:r>
     </w:p>
     <w:p>
@@ -3643,28 +2979,20 @@
         <w:rPr>
           <w:rFonts w:ascii="Arial" w:eastAsia="等线" w:hAnsi="Arial" w:cs="Arial"/>
         </w:rPr>
+        <w:lastRenderedPageBreak/>
         <w:t>文件存储：</w:t>
       </w:r>
-      <w:proofErr w:type="spellStart"/>
       <w:r>
         <w:rPr>
           <w:rFonts w:ascii="Arial" w:eastAsia="等线" w:hAnsi="Arial" w:cs="Arial"/>
         </w:rPr>
         <w:t>MinIO</w:t>
       </w:r>
-      <w:proofErr w:type="spellEnd"/>
-      <w:r>
-        <w:rPr>
-          <w:rFonts w:ascii="Arial" w:eastAsia="等线" w:hAnsi="Arial" w:cs="Arial"/>
-        </w:rPr>
-        <w:t>（对象存储，用于存储工单附件、截图、文档等非结构化文件）、</w:t>
-      </w:r>
-      <w:r>
-        <w:rPr>
-          <w:rFonts w:ascii="Arial" w:eastAsia="等线" w:hAnsi="Arial" w:cs="Arial"/>
-        </w:rPr>
-        <w:lastRenderedPageBreak/>
-        <w:t>云存储（如阿里云</w:t>
+      <w:r>
+        <w:rPr>
+          <w:rFonts w:ascii="Arial" w:eastAsia="等线" w:hAnsi="Arial" w:cs="Arial"/>
+        </w:rPr>
+        <w:t>（对象存储，用于存储工单附件、截图、文档等非结构化文件）、云存储（如阿里云</w:t>
       </w:r>
       <w:r>
         <w:rPr>
@@ -3676,16 +3004,8 @@
         <w:rPr>
           <w:rFonts w:ascii="Arial" w:eastAsia="等线" w:hAnsi="Arial" w:cs="Arial"/>
         </w:rPr>
-        <w:t>、</w:t>
-      </w:r>
-      <w:proofErr w:type="gramStart"/>
-      <w:r>
-        <w:rPr>
-          <w:rFonts w:ascii="Arial" w:eastAsia="等线" w:hAnsi="Arial" w:cs="Arial"/>
-        </w:rPr>
-        <w:t>腾讯云</w:t>
-      </w:r>
-      <w:proofErr w:type="gramEnd"/>
+        <w:t>、腾讯云</w:t>
+      </w:r>
       <w:r>
         <w:rPr>
           <w:rFonts w:ascii="Arial" w:eastAsia="等线" w:hAnsi="Arial" w:cs="Arial"/>
@@ -3696,21 +3016,7 @@
         <w:rPr>
           <w:rFonts w:ascii="Arial" w:eastAsia="等线" w:hAnsi="Arial" w:cs="Arial"/>
         </w:rPr>
-        <w:t>，适配</w:t>
-      </w:r>
-      <w:proofErr w:type="gramStart"/>
-      <w:r>
-        <w:rPr>
-          <w:rFonts w:ascii="Arial" w:eastAsia="等线" w:hAnsi="Arial" w:cs="Arial"/>
-        </w:rPr>
-        <w:t>公有云部署</w:t>
-      </w:r>
-      <w:proofErr w:type="gramEnd"/>
-      <w:r>
-        <w:rPr>
-          <w:rFonts w:ascii="Arial" w:eastAsia="等线" w:hAnsi="Arial" w:cs="Arial"/>
-        </w:rPr>
-        <w:t>场景）。</w:t>
+        <w:t>，适配公有云部署场景）。</w:t>
       </w:r>
     </w:p>
     <w:p>
@@ -3766,19 +3072,11 @@
         </w:rPr>
         <w:t xml:space="preserve">ELK </w:t>
       </w:r>
-      <w:proofErr w:type="gramStart"/>
-      <w:r>
-        <w:rPr>
-          <w:rFonts w:ascii="Arial" w:eastAsia="等线" w:hAnsi="Arial" w:cs="Arial"/>
-        </w:rPr>
-        <w:t>栈</w:t>
-      </w:r>
-      <w:proofErr w:type="gramEnd"/>
-      <w:r>
-        <w:rPr>
-          <w:rFonts w:ascii="Arial" w:eastAsia="等线" w:hAnsi="Arial" w:cs="Arial"/>
-        </w:rPr>
-        <w:t>（</w:t>
+      <w:r>
+        <w:rPr>
+          <w:rFonts w:ascii="Arial" w:eastAsia="等线" w:hAnsi="Arial" w:cs="Arial"/>
+        </w:rPr>
+        <w:t>栈（</w:t>
       </w:r>
       <w:r>
         <w:rPr>
@@ -3816,25 +3114,7 @@
           <w:b/>
           <w:sz w:val="32"/>
         </w:rPr>
-        <w:t>技术</w:t>
-      </w:r>
-      <w:proofErr w:type="gramStart"/>
-      <w:r>
-        <w:rPr>
-          <w:rFonts w:ascii="Arial" w:eastAsia="等线" w:hAnsi="Arial" w:cs="Arial"/>
-          <w:b/>
-          <w:sz w:val="32"/>
-        </w:rPr>
-        <w:t>栈</w:t>
-      </w:r>
-      <w:proofErr w:type="gramEnd"/>
-      <w:r>
-        <w:rPr>
-          <w:rFonts w:ascii="Arial" w:eastAsia="等线" w:hAnsi="Arial" w:cs="Arial"/>
-          <w:b/>
-          <w:sz w:val="32"/>
-        </w:rPr>
-        <w:t>汇总表</w:t>
+        <w:t>技术栈汇总表</w:t>
       </w:r>
       <w:bookmarkEnd w:id="19"/>
     </w:p>
@@ -3862,12 +3142,6 @@
         <w:gridCol w:w="2760"/>
       </w:tblGrid>
       <w:tr>
-        <w:tblPrEx>
-          <w:tblCellMar>
-            <w:top w:w="0" w:type="dxa"/>
-            <w:bottom w:w="0" w:type="dxa"/>
-          </w:tblCellMar>
-        </w:tblPrEx>
         <w:tc>
           <w:tcPr>
             <w:tcW w:w="2760" w:type="dxa"/>
@@ -3945,12 +3219,6 @@
         </w:tc>
       </w:tr>
       <w:tr>
-        <w:tblPrEx>
-          <w:tblCellMar>
-            <w:top w:w="0" w:type="dxa"/>
-            <w:bottom w:w="0" w:type="dxa"/>
-          </w:tblCellMar>
-        </w:tblPrEx>
         <w:tc>
           <w:tcPr>
             <w:tcW w:w="2760" w:type="dxa"/>
@@ -4076,12 +3344,6 @@
         </w:tc>
       </w:tr>
       <w:tr>
-        <w:tblPrEx>
-          <w:tblCellMar>
-            <w:top w:w="0" w:type="dxa"/>
-            <w:bottom w:w="0" w:type="dxa"/>
-          </w:tblCellMar>
-        </w:tblPrEx>
         <w:tc>
           <w:tcPr>
             <w:tcW w:w="2760" w:type="dxa"/>
@@ -4172,19 +3434,11 @@
               </w:rPr>
               <w:t>、</w:t>
             </w:r>
-            <w:proofErr w:type="spellStart"/>
             <w:r>
               <w:rPr>
                 <w:rFonts w:ascii="Arial" w:eastAsia="等线" w:hAnsi="Arial" w:cs="Arial"/>
               </w:rPr>
-              <w:t>MyBatis</w:t>
-            </w:r>
-            <w:proofErr w:type="spellEnd"/>
-            <w:r>
-              <w:rPr>
-                <w:rFonts w:ascii="Arial" w:eastAsia="等线" w:hAnsi="Arial" w:cs="Arial"/>
-              </w:rPr>
-              <w:t>-Plus</w:t>
+              <w:t>MyBatis-Plus</w:t>
             </w:r>
           </w:p>
         </w:tc>
@@ -4209,21 +3463,7 @@
               <w:rPr>
                 <w:rFonts w:ascii="Arial" w:eastAsia="等线" w:hAnsi="Arial" w:cs="Arial"/>
               </w:rPr>
-              <w:t>业务逻辑处理、</w:t>
-            </w:r>
-            <w:proofErr w:type="gramStart"/>
-            <w:r>
-              <w:rPr>
-                <w:rFonts w:ascii="Arial" w:eastAsia="等线" w:hAnsi="Arial" w:cs="Arial"/>
-              </w:rPr>
-              <w:t>微服务</w:t>
-            </w:r>
-            <w:proofErr w:type="gramEnd"/>
-            <w:r>
-              <w:rPr>
-                <w:rFonts w:ascii="Arial" w:eastAsia="等线" w:hAnsi="Arial" w:cs="Arial"/>
-              </w:rPr>
-              <w:t>管理、</w:t>
+              <w:t>业务逻辑处理、微服务管理、</w:t>
             </w:r>
             <w:r>
               <w:rPr>
@@ -4241,12 +3481,6 @@
         </w:tc>
       </w:tr>
       <w:tr>
-        <w:tblPrEx>
-          <w:tblCellMar>
-            <w:top w:w="0" w:type="dxa"/>
-            <w:bottom w:w="0" w:type="dxa"/>
-          </w:tblCellMar>
-        </w:tblPrEx>
         <w:tc>
           <w:tcPr>
             <w:tcW w:w="2760" w:type="dxa"/>
@@ -4324,12 +3558,6 @@
         </w:tc>
       </w:tr>
       <w:tr>
-        <w:tblPrEx>
-          <w:tblCellMar>
-            <w:top w:w="0" w:type="dxa"/>
-            <w:bottom w:w="0" w:type="dxa"/>
-          </w:tblCellMar>
-        </w:tblPrEx>
         <w:tc>
           <w:tcPr>
             <w:tcW w:w="2760" w:type="dxa"/>
@@ -4407,12 +3635,6 @@
         </w:tc>
       </w:tr>
       <w:tr>
-        <w:tblPrEx>
-          <w:tblCellMar>
-            <w:top w:w="0" w:type="dxa"/>
-            <w:bottom w:w="0" w:type="dxa"/>
-          </w:tblCellMar>
-        </w:tblPrEx>
         <w:tc>
           <w:tcPr>
             <w:tcW w:w="2760" w:type="dxa"/>
@@ -4490,12 +3712,6 @@
         </w:tc>
       </w:tr>
       <w:tr>
-        <w:tblPrEx>
-          <w:tblCellMar>
-            <w:top w:w="0" w:type="dxa"/>
-            <w:bottom w:w="0" w:type="dxa"/>
-          </w:tblCellMar>
-        </w:tblPrEx>
         <w:tc>
           <w:tcPr>
             <w:tcW w:w="2760" w:type="dxa"/>
@@ -4562,14 +3778,12 @@
               </w:rPr>
               <w:t>、</w:t>
             </w:r>
-            <w:proofErr w:type="spellStart"/>
             <w:r>
               <w:rPr>
                 <w:rFonts w:ascii="Arial" w:eastAsia="等线" w:hAnsi="Arial" w:cs="Arial" w:hint="eastAsia"/>
               </w:rPr>
               <w:t>IoTDB</w:t>
             </w:r>
-            <w:proofErr w:type="spellEnd"/>
           </w:p>
         </w:tc>
         <w:tc>
@@ -4599,12 +3813,6 @@
         </w:tc>
       </w:tr>
       <w:tr>
-        <w:tblPrEx>
-          <w:tblCellMar>
-            <w:top w:w="0" w:type="dxa"/>
-            <w:bottom w:w="0" w:type="dxa"/>
-          </w:tblCellMar>
-        </w:tblPrEx>
         <w:tc>
           <w:tcPr>
             <w:tcW w:w="2760" w:type="dxa"/>
@@ -4730,12 +3938,6 @@
         </w:tc>
       </w:tr>
       <w:tr>
-        <w:tblPrEx>
-          <w:tblCellMar>
-            <w:top w:w="0" w:type="dxa"/>
-            <w:bottom w:w="0" w:type="dxa"/>
-          </w:tblCellMar>
-        </w:tblPrEx>
         <w:tc>
           <w:tcPr>
             <w:tcW w:w="2760" w:type="dxa"/>
@@ -4808,14 +4010,12 @@
               </w:rPr>
               <w:t xml:space="preserve">ELK </w:t>
             </w:r>
-            <w:proofErr w:type="gramStart"/>
             <w:r>
               <w:rPr>
                 <w:rFonts w:ascii="Arial" w:eastAsia="等线" w:hAnsi="Arial" w:cs="Arial"/>
               </w:rPr>
               <w:t>栈</w:t>
             </w:r>
-            <w:proofErr w:type="gramEnd"/>
           </w:p>
         </w:tc>
         <w:tc>
@@ -4845,12 +4045,6 @@
         </w:tc>
       </w:tr>
       <w:tr>
-        <w:tblPrEx>
-          <w:tblCellMar>
-            <w:top w:w="0" w:type="dxa"/>
-            <w:bottom w:w="0" w:type="dxa"/>
-          </w:tblCellMar>
-        </w:tblPrEx>
         <w:tc>
           <w:tcPr>
             <w:tcW w:w="2760" w:type="dxa"/>
@@ -4893,19 +4087,24 @@
                 <w:rFonts w:hint="eastAsia"/>
               </w:rPr>
             </w:pPr>
-            <w:proofErr w:type="spellStart"/>
             <w:r>
               <w:rPr>
                 <w:rFonts w:ascii="Arial" w:eastAsia="等线" w:hAnsi="Arial" w:cs="Arial"/>
               </w:rPr>
               <w:t>MinIO</w:t>
             </w:r>
-            <w:proofErr w:type="spellEnd"/>
             <w:r>
               <w:rPr>
                 <w:rFonts w:ascii="Arial" w:eastAsia="等线" w:hAnsi="Arial" w:cs="Arial"/>
               </w:rPr>
-              <w:t>、云存储（</w:t>
+              <w:t>、云存储</w:t>
+            </w:r>
+            <w:r>
+              <w:rPr>
+                <w:rFonts w:ascii="Arial" w:eastAsia="等线" w:hAnsi="Arial" w:cs="Arial"/>
+              </w:rPr>
+              <w:lastRenderedPageBreak/>
+              <w:t>（</w:t>
             </w:r>
             <w:r>
               <w:rPr>
@@ -4942,6 +4141,7 @@
               <w:rPr>
                 <w:rFonts w:ascii="Arial" w:eastAsia="等线" w:hAnsi="Arial" w:cs="Arial"/>
               </w:rPr>
+              <w:lastRenderedPageBreak/>
               <w:t>工单附件、文档存储</w:t>
             </w:r>
           </w:p>
@@ -4963,7 +4163,6 @@
           <w:b/>
           <w:sz w:val="36"/>
         </w:rPr>
-        <w:lastRenderedPageBreak/>
         <w:t xml:space="preserve">4. </w:t>
       </w:r>
       <w:r>
@@ -5060,21 +4259,7 @@
         <w:rPr>
           <w:rFonts w:ascii="Arial" w:eastAsia="等线" w:hAnsi="Arial" w:cs="Arial"/>
         </w:rPr>
-        <w:t xml:space="preserve"> </w:t>
-      </w:r>
-      <w:proofErr w:type="spellStart"/>
-      <w:r>
-        <w:rPr>
-          <w:rFonts w:ascii="Arial" w:eastAsia="等线" w:hAnsi="Arial" w:cs="Arial"/>
-        </w:rPr>
-        <w:t>PingCode</w:t>
-      </w:r>
-      <w:proofErr w:type="spellEnd"/>
-      <w:r>
-        <w:rPr>
-          <w:rFonts w:ascii="Arial" w:eastAsia="等线" w:hAnsi="Arial" w:cs="Arial"/>
-        </w:rPr>
-        <w:t xml:space="preserve"> </w:t>
+        <w:t xml:space="preserve"> PingCode </w:t>
       </w:r>
       <w:r>
         <w:rPr>
@@ -5116,21 +4301,7 @@
         <w:rPr>
           <w:rFonts w:ascii="Arial" w:eastAsia="等线" w:hAnsi="Arial" w:cs="Arial"/>
         </w:rPr>
-        <w:t>高可用可扩展：</w:t>
-      </w:r>
-      <w:proofErr w:type="gramStart"/>
-      <w:r>
-        <w:rPr>
-          <w:rFonts w:ascii="Arial" w:eastAsia="等线" w:hAnsi="Arial" w:cs="Arial"/>
-        </w:rPr>
-        <w:t>微服务</w:t>
-      </w:r>
-      <w:proofErr w:type="gramEnd"/>
-      <w:r>
-        <w:rPr>
-          <w:rFonts w:ascii="Arial" w:eastAsia="等线" w:hAnsi="Arial" w:cs="Arial"/>
-        </w:rPr>
-        <w:t>架构，支持弹性扩展，适配高并发场景，保障系统稳定运行。</w:t>
+        <w:t>高可用可扩展：微服务架构，支持弹性扩展，适配高并发场景，保障系统稳定运行。</w:t>
       </w:r>
     </w:p>
     <w:p>
@@ -5148,35 +4319,7 @@
         <w:rPr>
           <w:rFonts w:ascii="Arial" w:eastAsia="等线" w:hAnsi="Arial" w:cs="Arial"/>
         </w:rPr>
-        <w:t>安全合</w:t>
-      </w:r>
-      <w:proofErr w:type="gramStart"/>
-      <w:r>
-        <w:rPr>
-          <w:rFonts w:ascii="Arial" w:eastAsia="等线" w:hAnsi="Arial" w:cs="Arial"/>
-        </w:rPr>
-        <w:t>规</w:t>
-      </w:r>
-      <w:proofErr w:type="gramEnd"/>
-      <w:r>
-        <w:rPr>
-          <w:rFonts w:ascii="Arial" w:eastAsia="等线" w:hAnsi="Arial" w:cs="Arial"/>
-        </w:rPr>
-        <w:t>：支持私有化部署、</w:t>
-      </w:r>
-      <w:proofErr w:type="gramStart"/>
-      <w:r>
-        <w:rPr>
-          <w:rFonts w:ascii="Arial" w:eastAsia="等线" w:hAnsi="Arial" w:cs="Arial"/>
-        </w:rPr>
-        <w:t>信创环境</w:t>
-      </w:r>
-      <w:proofErr w:type="gramEnd"/>
-      <w:r>
-        <w:rPr>
-          <w:rFonts w:ascii="Arial" w:eastAsia="等线" w:hAnsi="Arial" w:cs="Arial"/>
-        </w:rPr>
-        <w:t>，具备完善的权限控制与审计日志，符合企业级安全需求。</w:t>
+        <w:t>安全合规：支持私有化部署、信创环境，具备完善的权限控制与审计日志，符合企业级安全需求。</w:t>
       </w:r>
     </w:p>
     <w:p>
@@ -5269,21 +4412,7 @@
         <w:rPr>
           <w:rFonts w:ascii="Arial" w:eastAsia="等线" w:hAnsi="Arial" w:cs="Arial"/>
         </w:rPr>
-        <w:t>数据驱动决策：多维</w:t>
-      </w:r>
-      <w:proofErr w:type="gramStart"/>
-      <w:r>
-        <w:rPr>
-          <w:rFonts w:ascii="Arial" w:eastAsia="等线" w:hAnsi="Arial" w:cs="Arial"/>
-        </w:rPr>
-        <w:t>度统计</w:t>
-      </w:r>
-      <w:proofErr w:type="gramEnd"/>
-      <w:r>
-        <w:rPr>
-          <w:rFonts w:ascii="Arial" w:eastAsia="等线" w:hAnsi="Arial" w:cs="Arial"/>
-        </w:rPr>
-        <w:t>报表，直观呈现工单处理效能与客户反馈热点，为产品优化与团队管理提供数据支持。</w:t>
+        <w:t>数据驱动决策：多维度统计报表，直观呈现工单处理效能与客户反馈热点，为产品优化与团队管理提供数据支持。</w:t>
       </w:r>
     </w:p>
     <w:p>
@@ -5368,19 +4497,11 @@
           <w:rFonts w:hint="eastAsia"/>
         </w:rPr>
       </w:pPr>
-      <w:proofErr w:type="spellStart"/>
-      <w:r>
-        <w:rPr>
-          <w:rFonts w:ascii="Arial" w:eastAsia="等线" w:hAnsi="Arial" w:cs="Arial"/>
-        </w:rPr>
-        <w:t>PingCode</w:t>
-      </w:r>
-      <w:proofErr w:type="spellEnd"/>
-      <w:r>
-        <w:rPr>
-          <w:rFonts w:ascii="Arial" w:eastAsia="等线" w:hAnsi="Arial" w:cs="Arial"/>
-        </w:rPr>
-        <w:t xml:space="preserve"> </w:t>
+      <w:r>
+        <w:rPr>
+          <w:rFonts w:ascii="Arial" w:eastAsia="等线" w:hAnsi="Arial" w:cs="Arial"/>
+        </w:rPr>
+        <w:t xml:space="preserve">PingCode </w:t>
       </w:r>
       <w:r>
         <w:rPr>
@@ -5506,6 +4627,7 @@
         <w:rPr>
           <w:rFonts w:ascii="Arial" w:eastAsia="等线" w:hAnsi="Arial" w:cs="Arial"/>
         </w:rPr>
+        <w:lastRenderedPageBreak/>
         <w:t xml:space="preserve">IT </w:t>
       </w:r>
       <w:r>
@@ -5548,14 +4670,7 @@
         <w:rPr>
           <w:rFonts w:ascii="Arial" w:eastAsia="等线" w:hAnsi="Arial" w:cs="Arial"/>
         </w:rPr>
-        <w:t>服务场景：处理外部客户的产品咨询、故障反馈、需求建议，提升客户服务</w:t>
-      </w:r>
-      <w:r>
-        <w:rPr>
-          <w:rFonts w:ascii="Arial" w:eastAsia="等线" w:hAnsi="Arial" w:cs="Arial"/>
-        </w:rPr>
-        <w:lastRenderedPageBreak/>
-        <w:t>质量与满意度。</w:t>
+        <w:t>服务场景：处理外部客户的产品咨询、故障反馈、需求建议，提升客户服务质量与满意度。</w:t>
       </w:r>
     </w:p>
     <w:p>
@@ -5573,21 +4688,7 @@
         <w:rPr>
           <w:rFonts w:ascii="Arial" w:eastAsia="等线" w:hAnsi="Arial" w:cs="Arial"/>
         </w:rPr>
-        <w:t>产品管理场景：汇总各</w:t>
-      </w:r>
-      <w:proofErr w:type="gramStart"/>
-      <w:r>
-        <w:rPr>
-          <w:rFonts w:ascii="Arial" w:eastAsia="等线" w:hAnsi="Arial" w:cs="Arial"/>
-        </w:rPr>
-        <w:t>类渠道</w:t>
-      </w:r>
-      <w:proofErr w:type="gramEnd"/>
-      <w:r>
-        <w:rPr>
-          <w:rFonts w:ascii="Arial" w:eastAsia="等线" w:hAnsi="Arial" w:cs="Arial"/>
-        </w:rPr>
-        <w:t>的需求反馈，量化评估需求优先级，辅助产品规划与迭代。</w:t>
+        <w:t>产品管理场景：汇总各类渠道的需求反馈，量化评估需求优先级，辅助产品规划与迭代。</w:t>
       </w:r>
     </w:p>
     <w:p>
@@ -5624,14 +4725,12 @@
           <w:rFonts w:hint="eastAsia"/>
         </w:rPr>
       </w:pPr>
-      <w:proofErr w:type="spellStart"/>
       <w:r>
         <w:rPr>
           <w:rFonts w:ascii="Arial" w:eastAsia="等线" w:hAnsi="Arial" w:cs="Arial" w:hint="eastAsia"/>
         </w:rPr>
         <w:t>TimechoWorkOrder</w:t>
       </w:r>
-      <w:proofErr w:type="spellEnd"/>
       <w:r>
         <w:rPr>
           <w:rFonts w:ascii="Arial" w:eastAsia="等线" w:hAnsi="Arial" w:cs="Arial"/>
@@ -5648,35 +4747,7 @@
         <w:rPr>
           <w:rFonts w:ascii="Arial" w:eastAsia="等线" w:hAnsi="Arial" w:cs="Arial"/>
         </w:rPr>
-        <w:t>场景的专业化工</w:t>
-      </w:r>
-      <w:proofErr w:type="gramStart"/>
-      <w:r>
-        <w:rPr>
-          <w:rFonts w:ascii="Arial" w:eastAsia="等线" w:hAnsi="Arial" w:cs="Arial"/>
-        </w:rPr>
-        <w:t>单管理</w:t>
-      </w:r>
-      <w:proofErr w:type="gramEnd"/>
-      <w:r>
-        <w:rPr>
-          <w:rFonts w:ascii="Arial" w:eastAsia="等线" w:hAnsi="Arial" w:cs="Arial"/>
-        </w:rPr>
-        <w:t>工具，通过多渠道接入、自定义流转、研发闭环打通、客户协同等核心功能，实现</w:t>
-      </w:r>
-      <w:proofErr w:type="gramStart"/>
-      <w:r>
-        <w:rPr>
-          <w:rFonts w:ascii="Arial" w:eastAsia="等线" w:hAnsi="Arial" w:cs="Arial"/>
-        </w:rPr>
-        <w:t>工单全生命周期</w:t>
-      </w:r>
-      <w:proofErr w:type="gramEnd"/>
-      <w:r>
-        <w:rPr>
-          <w:rFonts w:ascii="Arial" w:eastAsia="等线" w:hAnsi="Arial" w:cs="Arial"/>
-        </w:rPr>
-        <w:t>的高效管理。系统采用</w:t>
+        <w:t>场景的专业化工单管理工具，通过多渠道接入、自定义流转、研发闭环打通、客户协同等核心功能，实现工单全生命周期的高效管理。系统采用</w:t>
       </w:r>
       <w:r>
         <w:rPr>
@@ -5748,21 +4819,7 @@
         <w:rPr>
           <w:rFonts w:ascii="Arial" w:eastAsia="等线" w:hAnsi="Arial" w:cs="Arial"/>
         </w:rPr>
-        <w:t>等主流技术</w:t>
-      </w:r>
-      <w:proofErr w:type="gramStart"/>
-      <w:r>
-        <w:rPr>
-          <w:rFonts w:ascii="Arial" w:eastAsia="等线" w:hAnsi="Arial" w:cs="Arial"/>
-        </w:rPr>
-        <w:t>栈</w:t>
-      </w:r>
-      <w:proofErr w:type="gramEnd"/>
-      <w:r>
-        <w:rPr>
-          <w:rFonts w:ascii="Arial" w:eastAsia="等线" w:hAnsi="Arial" w:cs="Arial"/>
-        </w:rPr>
-        <w:t>构建，具备高可用、可扩展、安全合规等特性，适配不同规模企业的多样化需求。</w:t>
+        <w:t>等主流技术栈构建，具备高可用、可扩展、安全合规等特性，适配不同规模企业的多样化需求。</w:t>
       </w:r>
     </w:p>
     <w:p>
@@ -5776,21 +4833,7 @@
         <w:rPr>
           <w:rFonts w:ascii="Arial" w:eastAsia="等线" w:hAnsi="Arial" w:cs="Arial"/>
         </w:rPr>
-        <w:t>本文档详细梳理了系统的功能模块与技术</w:t>
-      </w:r>
-      <w:proofErr w:type="gramStart"/>
-      <w:r>
-        <w:rPr>
-          <w:rFonts w:ascii="Arial" w:eastAsia="等线" w:hAnsi="Arial" w:cs="Arial"/>
-        </w:rPr>
-        <w:t>栈</w:t>
-      </w:r>
-      <w:proofErr w:type="gramEnd"/>
-      <w:r>
-        <w:rPr>
-          <w:rFonts w:ascii="Arial" w:eastAsia="等线" w:hAnsi="Arial" w:cs="Arial"/>
-        </w:rPr>
-        <w:t>，为技术调研、系统部署、日常使用提供了全面参考，助力相关人员快速掌握系统核心能力，充分发挥系统价值。</w:t>
+        <w:t>本文档详细梳理了系统的功能模块与技术栈，为技术调研、系统部署、日常使用提供了全面参考，助力相关人员快速掌握系统核心能力，充分发挥系统价值。</w:t>
       </w:r>
     </w:p>
     <w:sectPr>
